--- a/example_articles/occupations/Other/2.occupations_Other_New_York_Times.docx
+++ b/example_articles/occupations/Other/2.occupations_Other_New_York_Times.docx
@@ -27,17 +27,17 @@
     </w:p>
     <w:p>
       <w:r>
-        <w:t>Source File: NYT/50.DOCX</w:t>
+        <w:t>Source file: NYT/50.DOCX</w:t>
       </w:r>
     </w:p>
     <w:p>
       <w:r>
-        <w:t>Raw locations result: ['Czechoslovakia']</w:t>
+        <w:t>Raw occupations result, 'occupations': ['Other']</w:t>
       </w:r>
     </w:p>
     <w:p>
       <w:r>
-        <w:t>occupations_stand_flat (Standardized): Other</w:t>
+        <w:t>Standardized occupations result, 'occupations_stand_flat': Other</w:t>
       </w:r>
     </w:p>
     <w:p>

--- a/example_articles/occupations/Other/2.occupations_Other_New_York_Times.docx
+++ b/example_articles/occupations/Other/2.occupations_Other_New_York_Times.docx
@@ -7,7 +7,7 @@
         <w:pStyle w:val="Heading1"/>
       </w:pPr>
       <w:r>
-        <w:t>Teachers and Principal Begin Sharing Power, but Gingerly</w:t>
+        <w:t>Hoping to Finish With a Flourish</w:t>
       </w:r>
     </w:p>
     <w:p>
@@ -17,22 +17,22 @@
     </w:p>
     <w:p>
       <w:r>
-        <w:t>Date: 1990-11-13</w:t>
+        <w:t>Date: 1990-01-25</w:t>
       </w:r>
     </w:p>
     <w:p>
       <w:r>
-        <w:t>Section: Section A;; Section A; Page 1; Column 1; Metropolitan Desk; Column 1;; Series</w:t>
+        <w:t>Section: Section B; Page 13, Column 2; Sports Desk</w:t>
       </w:r>
     </w:p>
     <w:p>
       <w:r>
-        <w:t>Source file: NYT/50.DOCX</w:t>
+        <w:t>Source file: NYT/47.DOCX</w:t>
       </w:r>
     </w:p>
     <w:p>
       <w:r>
-        <w:t>Raw occupations result, 'occupations': ['Other']</w:t>
+        <w:t>Raw occupations result, 'occupations': ['Other: unspecified working-class background (implied non-professional/manual)']</w:t>
       </w:r>
     </w:p>
     <w:p>
@@ -49,81 +49,63 @@
     </w:p>
     <w:p>
       <w:r>
-        <w:t>At Public School 192 on Harlem's western edge, there are moments when the teachers and the principal are not sure who is in charge.</w:t>
+        <w:t>Sebastian Coe of Britain, who has set 11 world records and won 4 Olympic medals in his illustrious career, will retire from competition after the Commonwealth Games, which begin today in Auckland, New Zealand. He could leave the track in a blaze of glory.</w:t>
         <w:br/>
-        <w:t>Like colleagues at 93 other New York City schools, P.S. 192's teachers have been given the privilege of sitting with the principal as virtual equals on a governing committee that decides school policy.</w:t>
+        <w:t>Unlike most world-class runners, who don't quit until their talent disappears, the 33-year-old Coe is still near peak form. Last September, in Barcelona, Spain, he placed a close second in the World Cup 1,500 meters, and he was ranked fifth in the world in the event for the year.</w:t>
         <w:br/>
-        <w:t>For the most part, everyone is excited, or at least intrigued, about taking part in a power-sharing experiment, known as school-based management, that is the cornerstone of Schools Chancellor Joseph A. Fernandez's plan to overhaul the schools. It is being watched by school systems around the country as a way of moving decisions from remote bureaucracy to the teachers and parents who are closest to the children.</w:t>
+        <w:t>In athletic retirement, Coe will be giving up one form of competition for another. He has been active in British politics and been selected by the Conservative Party to run for Parliament in an election that will likely be held in 1991.</w:t>
         <w:br/>
         <w:t xml:space="preserve"> </w:t>
         <w:br/>
-        <w:t>Unease at Losing Old Roles</w:t>
+        <w:t>A Heavy Schedule</w:t>
         <w:br/>
-        <w:t xml:space="preserve"> But teachers have been conditioned by their profession to follow orders and principals have been conditioned to give them, and in these early stages everyone is finding it difficult to surrender familiar roles.</w:t>
+        <w:t>In Auckland, Coe will run in both the 800- and 1,500-meter races. ''I find the 800 helped my 1,500, and when I've done the double, in both the European championships and Olympics, I'd come home with gold or silver,'' Coe said in a recent interview in the United States before leaving for his training base in Melbourne, Australia.</w:t>
         <w:br/>
-        <w:t>The occasional tensions were evident at a meeting of the school's steering committee in mid-October. At 7:30 A.M., an hour before the pupils arrived, the 13 members were seated uneasily around a long classroom table that seemed like a clearing in a forest of upended pupil chairs, and some teacher members were admonishing the principal, Lydia Silva. Why had she not set up a new kindergarten library room that a subcommittee had recommended weeks before?</w:t>
+        <w:t>Should Coe make the final in both events, the double will require five races in six days, beginning with the 800-meter heats and semifinals next Monday and concluding with the 1,500-meter final on Feb. 3.</w:t>
         <w:br/>
-        <w:t>"We can't tell Miss Bravo that we need a kindergarten library," said Carol Fuster, referring to Daisy Bravo, who coordinates the kindergarten program. "She's going to look at us funny. You're the one who's got to tell her!"</w:t>
+        <w:t>''Not quite as vicious as Los Angeles,'' he said, in reference to the 1984 Olympics, in which he ran seven races in nine days.</w:t>
         <w:br/>
-        <w:t>But Ms. Silva shot back with an explanation for inertia that was startlingly simple.</w:t>
+        <w:t>Coe said the Los Angeles Games represented the jewel of his career. There, he became the only runner ever to win consecutive Olympic 1,500 titles. He also captured the silver medal in the 800. After the 1,500 final, in which he outkicked Steve Cram, a fellow Briton, Coe pointed a finger of vindication at the British news media, which had questioned his staying power.</w:t>
         <w:br/>
-        <w:t>"This is the first time I heard of it," she said.</w:t>
+        <w:t>Coe set his first world record in 1979 and holds longevity in the highest regard. ''An athletic career should be judged on consistency over time,'' he said, adding that the athletes he most admired were people like Ron Clarke of Australia, Mike Boit of Kenya and John Walker of New Zealand, all of whom had long, successful careers.</w:t>
         <w:br/>
-        <w:t>The library was eventually set up, but the mixup was not an aberration. "We're traveling on the road to changing things, but it's a rocky road," Ms. Silva said in an interview. "You can't go from a top-down system and just declare it to be horizontal. It just doesn't happen."</w:t>
+        <w:t>Walker, 38, the 1976 Olympic 1,500 champion and the first man to run better than 3:50 for the mile (3:49.4 in 1975), will also retire after the Commonwealth Games, a 10-sport competition among 52 nations. In his home country, Walker will be the sentimental favorite in the 1,500, but while he can still run a 3:36 in 1,500 (the equivalent of a 3:53 mile), that level of talent will not likely be sufficient for medal contention.</w:t>
         <w:br/>
-        <w:t>In part, the tensions also reflect the varying degrees of enthusiasm that greeted school-based management when Mr. Fernandez brought the idea from Miami. The idea has been fervently embraced by his chief ally, the United Federation of Teachers, as a way of giving teachers a stronger investment in their schools and a deeper professional spirit.</w:t>
+        <w:t>''I'll be facing the might of Kenya,'' said Coe with awe. Along with the British, Kenyans have dominated international middle-distance running for two decades. Oddly, two 1988 Olympic champions, Peter Rono (1,500) and Paul Ereng (800), were not named to the Kenyan team.</w:t>
+        <w:br/>
+        <w:t>Those who were selected include Robert Kibet in the 800 and Wilfred Kirochi in the 1,500, both of whom emerged only last year as world-class performers. Kirochi, who just turned 20, ran a remarkable 3:32.57 for 1,500 meters and was ranked third in the world for 1989. He also turned in a 3:50.49 mile, and is perhaps the leading candidate to succeed Coe as the world's pre-eminent middle-distance runner. In Auckland, Coe's British teammate, Peter Elliot, will also be a formidable challenger in the 1,500.</w:t>
         <w:br/>
         <w:t xml:space="preserve"> </w:t>
         <w:br/>
-        <w:t>Limited Adventuring</w:t>
+        <w:t>A Running Prodigy</w:t>
         <w:br/>
-        <w:t xml:space="preserve"> But the principals' union, the Council of Supervisors and Administrators, has misgivings about reducing its members' powers, though it has gone along wherever committees have agreed to decide policy by consensus and not by majority vote. Under the Chancellor's rules, the committees' majorities must be teachers. Administrators and parents are also included.</w:t>
+        <w:t>Coe first gained fame in 1973 as an English schoolboy champion and captured his first British title in 1976. In 1979, he entered the firmament of track history by setting three world records in six weeks. In succession, they were a 1:42.33 for 800 meters, 3:48.95 for the mile and 3:32.03 for 1,500 meters.</w:t>
         <w:br/>
-        <w:t>For now, the P.S. 192 committee members seem to be trying to limit their sights as educational adventurers. They are focusing on basics: getting teachers more training, getting parents more immersed in the school's life. Few changes are planned, even in the school's academic program.</w:t>
+        <w:t>Both the mile and 1,500 marks have been broken a number of times since. Coe himself set the mile record twice more, lowering it to 3:47.33 in 1983; it is now 3:46.32, run by Cram in 1985.</w:t>
         <w:br/>
-        <w:t>"There isn't that much difference just yet," Linda Friedman, a fifth-grade teacher who heads the steering committee, said in mid-October. "In six weeks, you can't turn around a whole large institutional setting."</w:t>
+        <w:t>Coe also improved upon his 800 record, running 1:41.73 in 1981. Incredibly, the record still stands and it is the one Coe said he was most proud of.</w:t>
         <w:br/>
-        <w:t>The accomplishments have been small but significant, the committee thinks. It quickly decided that open school night in November came too late in the year for parents and teachers to get to know one another. It transformed a staff meeting in September into an occasion where teachers met with parents for 45 minutes and explained what kinds of work and discipline were expected.</w:t>
+        <w:t>''I'm surprised it has endured so long,'' Coe said. ''Many have tried it. In fairness, many thought it was easier than it is.''</w:t>
+        <w:br/>
+        <w:t>Perhaps it was Coe's litheness that made his accomplishments seem accessible. At 5 foot 10 inches and 120 pounds, he is built more like a marathoner than a miler. ''I like to think that I showed you don't have to be 6 foot 1 inches and 160 pounds to be successful in the middle distances, and that quality training is the key,'' he said.</w:t>
+        <w:br/>
+        <w:t>Coe rarely trained more than 50 miles per week. He dined on speed and was known to rip off 400-meter repetitions in close to 50 seconds. He also did gym workouts, mixing calesthentics and weight training. In the winter, he would eschew indoor track in favor of building an endurance base.</w:t>
+        <w:br/>
+        <w:t>He believes this developmental approach, plus a post-collegiate support system through running clubs, has been important to British success.</w:t>
         <w:br/>
         <w:t xml:space="preserve"> </w:t>
         <w:br/>
-        <w:t>Fewer Excuses for Parents</w:t>
+        <w:t>Rivalry With Ovett</w:t>
         <w:br/>
-        <w:t xml:space="preserve"> "We were able to say to the parents that the child will get homework every night," said Ms. Friedman, a 27-year veteran. "Now parents can't say 'I didn't know.' "</w:t>
+        <w:t>When Coe blossomed in the late 1970's, he was ushered into an inevitable rivalry with his countryman Steve Ovett, and the two men remain linked to this day. Their different backgrounds and personalities - Coe well-educated and charming, Ovett working-class and reserved - suggested an enmity between them which Coe said was not there.</w:t>
         <w:br/>
-        <w:t>The problems the committee will have to wrestle with are daunting. P.S. 192, at 500 West 138th Street, sits atop a bluff overlooking City College in a neighborhood that is largely Hispanic and working-class or poor. Most of its 1,325 students in kindergarten through grade 5 are Dominicans, others are Hispanic and black, and most are children of immigrants. Only 30.5 percent of the pupils read at the national average for that grade, placing the school 509th out of the city's 619 elementary schools.</w:t>
+        <w:t>At the 1980 Moscow Olympics, they were cast by the press as bitter adversaries. Ovett defeated Coe in the 800. Coe defeated Ovett in the 1,500. After the 1,500, Coe fell to the track in what appeared to be prayerful thanks. ''I was looking for my contact lens, which had dropped out,'' he said.</w:t>
         <w:br/>
-        <w:t>The committee, organized last spring, is made up of the principal, an assistant principal, a parent, Richard W. Wong, who is vice president of the parents association, a school aide, a guidance counselor and seven teachers, including the union chapter chairman, Vincent Gaglione. So far, Mr. Wong has taken a minimal role.</w:t>
+        <w:t>''We're friends now,'' Coe said. He considers Ovett an important influence on him. ''Steve Ovett set the trend for me, and he was the classiest middle-distance runner I've ever faced.''</w:t>
         <w:br/>
-        <w:t>The committee meets every other Wednesday morning in Ms. Friedman's classroom. There is coffee and several canisters of biscuits, but little small talk. There is so much interest in the experiment that even at this early hour many teachers who are not members attend.</w:t>
+        <w:t>Coe added the two Olympic medals in 1984, and won a European title, at 800 meters, in 1986. But he has never won a Commonwealth championship and prepared diligently for this one last attempt. He arrived in Auckland with mixed feelings of anticipation and nostalgia.</w:t>
         <w:br/>
-        <w:t xml:space="preserve"> </w:t>
-        <w:br/>
-        <w:t>Workshops and Suspicions</w:t>
-        <w:br/>
-        <w:t xml:space="preserve"> The committee's most ambitious project is organizing a program of teacher-training workshops in reading, bilingual education, the art of storytelling and other subjects. It is extraordinarily difficult to arrange because teachers have to be found within the existing faculty who can substitute for teachers attending workshops.</w:t>
-        <w:br/>
-        <w:t>In late September, the commitee was trying to whittle down a list of workshops to 30.</w:t>
-        <w:br/>
-        <w:t>By mid-October, the program had run into the expected suspicions that greet most change. One language specialist who was to have been assigned as a substitute complained to the local district office that using her to cover other classrooms violated the Federal rules governing her job.</w:t>
-        <w:br/>
-        <w:t>Ms. Silva was in a quandary. She had initially thought that the committees had carte blanche to bend such rules. Eventually the number of workshops was shaved to roughly 20.</w:t>
-        <w:br/>
-        <w:t xml:space="preserve"> </w:t>
-        <w:br/>
-        <w:t>When to Surrender Authority</w:t>
-        <w:br/>
-        <w:t xml:space="preserve"> Ms. Silva is in her first year as the school's acting principal, and that fact, she says, has some pluses and minuses. Because she has not had long experience leading an authoritarian chain of command, she may find it easier to share her powers. But since she does not have a seasoned grasp of her job, it is sometimes hard to know when she can surrender authority.</w:t>
-        <w:br/>
-        <w:t>Mr. Gaglione, who has taught at the school for 23 years, thinks that Ms. Silva should confront the district office harder. "If we had a more assertive principal, we could probably be a more assertive committee," he said.</w:t>
-        <w:br/>
-        <w:t>Ms. Silva, a 39-year-old graduate of Barnard and the Bank Street College of Education who previously ran a school annex, still makes all day-to-day decisions: hiring teachers, juggling schedules, suspending students. But one day, many of her decisions will be shaped by the committee.</w:t>
-        <w:br/>
-        <w:t>Ms. Silva worries that too much of the committee's time has been spent on staff issues and not enough on education. "We're not an institution of employment," she says. "We're here for the sole condition of improving learning."</w:t>
-        <w:br/>
-        <w:t>The union chairman, Mr. Gaglione, is far more confident that school-based management can turn the school around, but he too faults teachers for not moving their plans into action.</w:t>
-        <w:br/>
-        <w:t>"We're the product of a system that always has had someone at the top telling us what to do," he said. "If this is going to work, we have to make it work."</w:t>
+        <w:t>''The games will be tinged with sadness,'' he said. ''This is something I've done man and boy for 20 years. While I'll no longer be a competitor, I'll always be a runner. Running was the life style. Competition grew out of it.''</w:t>
         <w:br/>
         <w:br/>
         <w:t>Graphic</w:t>
@@ -131,9 +113,7 @@
         <w:br/>
         <w:t xml:space="preserve"> </w:t>
         <w:br/>
-        <w:t>Photo: A meeting of the governing committee at Public School 192 in Harlem, which runs the school with teachers and principals as virtual equals. "There isn't that much difference just yet," said Linda Friedman, in checkered shirt, a fifth-grade teacher who heads the committee.</w:t>
-        <w:br/>
-        <w:t>(Photograph by John Sotomayor/The New York Times)</w:t>
+        <w:t>Photo: Sebastian Coe winning the 1,500 meters at the 1980 Olympics. Steve Ovett, his rival, was at left and placed third. (United Press International)</w:t>
       </w:r>
     </w:p>
     <w:sectPr>

--- a/example_articles/occupations/Other/2.occupations_Other_New_York_Times.docx
+++ b/example_articles/occupations/Other/2.occupations_Other_New_York_Times.docx
@@ -7,7 +7,7 @@
         <w:pStyle w:val="Heading1"/>
       </w:pPr>
       <w:r>
-        <w:t>Hoping to Finish With a Flourish</w:t>
+        <w:t>This 'Hamlet' Is Short On Slings and Arrows</w:t>
       </w:r>
     </w:p>
     <w:p>
@@ -17,22 +17,22 @@
     </w:p>
     <w:p>
       <w:r>
-        <w:t>Date: 1990-01-25</w:t>
+        <w:t>Date: 2024-02-15</w:t>
       </w:r>
     </w:p>
     <w:p>
       <w:r>
-        <w:t>Section: Section B; Page 13, Column 2; Sports Desk</w:t>
+        <w:t>Section: Section C; Column 0; The Arts/Cultural Desk; Pg. 4</w:t>
       </w:r>
     </w:p>
     <w:p>
       <w:r>
-        <w:t>Source file: NYT/47.DOCX</w:t>
+        <w:t>Source file: NYT/3.DOCX</w:t>
       </w:r>
     </w:p>
     <w:p>
       <w:r>
-        <w:t>Raw occupations result, 'occupations': ['Other: unspecified working-class background (implied non-professional/manual)']</w:t>
+        <w:t>Raw occupations result, 'occupations': ['Other: gravedigger (working-class voice)']</w:t>
       </w:r>
     </w:p>
     <w:p>
@@ -49,63 +49,28 @@
     </w:p>
     <w:p>
       <w:r>
-        <w:t>Sebastian Coe of Britain, who has set 11 world records and won 4 Olympic medals in his illustrious career, will retire from competition after the Commonwealth Games, which begin today in Auckland, New Zealand. He could leave the track in a blaze of glory.</w:t>
+        <w:t>Eddie Izzard is a wildly witty ad-libber, but a play straitjackets this gift -- especially in this new staging that is short of ideas.</w:t>
         <w:br/>
-        <w:t>Unlike most world-class runners, who don't quit until their talent disappears, the 33-year-old Coe is still near peak form. Last September, in Barcelona, Spain, he placed a close second in the World Cup 1,500 meters, and he was ranked fifth in the world in the event for the year.</w:t>
+        <w:t xml:space="preserve">To laugh, or not to laugh? That is the question. </w:t>
         <w:br/>
-        <w:t>In athletic retirement, Coe will be giving up one form of competition for another. He has been active in British politics and been selected by the Conservative Party to run for Parliament in an election that will likely be held in 1991.</w:t>
+        <w:t xml:space="preserve">  Or at least one you may consider early in Eddie Izzard's ''Hamlet,'' in which the comic portrays all the roles herself.</w:t>
         <w:br/>
-        <w:t xml:space="preserve"> </w:t>
+        <w:t xml:space="preserve">  Something is certainly a little silly about dramatizing Hamlet fighting with his mother by having a left hand wrestle with the arm of the right, evoking Peter Sellers's scientist who struggles to restrain himself from raising his arm in Nazi salute in ''Dr. Strangelove.'' And solo sword fights have possibilities that a brilliant comedian like Izzard might exploit.</w:t>
         <w:br/>
-        <w:t>A Heavy Schedule</w:t>
+        <w:t xml:space="preserve">  Yet, as Izzard darts around the stage, from role to role, hopscotching in and out of the audience declaiming speeches, what becomes clear is this frenetic staging is earnest, surprisingly traditional and deadly serious. A wildly witty ad-libber, Izzard can make two-hour monologues feel like a stream-of-conscious eruption. A play straitjackets this gift. Except for a few flourishes, this staging, directed by Selina Cadell, is short of ideas. (Imagine sock puppets without the socks and you get an idea of her Rosencrantz and Guildenstern.)</w:t>
         <w:br/>
-        <w:t>In Auckland, Coe will run in both the 800- and 1,500-meter races. ''I find the 800 helped my 1,500, and when I've done the double, in both the European championships and Olympics, I'd come home with gold or silver,'' Coe said in a recent interview in the United States before leaving for his training base in Melbourne, Australia.</w:t>
+        <w:t xml:space="preserve">  Inside a modern, minimalist set (designed by Tom Piper) with no props, Izzard, who mounted a solo theatrical adaptation of ''Great Expectations'' last year, sometimes represents changing characters by spinning, other times by just moving a few feet. If there is method here, I did not detect it. If you don't know ''Hamlet,'' there is no chance you are going to follow the play within a play. If you do, you might wonder why Izzard doesn't spend more time playing the characters watching, not talking.</w:t>
         <w:br/>
-        <w:t>Should Coe make the final in both events, the double will require five races in six days, beginning with the 800-meter heats and semifinals next Monday and concluding with the 1,500-meter final on Feb. 3.</w:t>
+        <w:t xml:space="preserve">  Among the occasionally overlooked qualities of the Danish prince is that he can be very funny, especially when mean. But you wouldn't know it in this production, adapted by Izzard's brother, Mark. Izzard is an even-keeled Hamlet. She doesn't elongate vowels or spit out consonants, rarely yells or expresses contempt. She appears to be pacing herself throughout. Despite wearing dark vinyl pants, this is a very tweedy performance. The best Hamlets (like that of Andrew Scott, who, in a sign of a trend or maybe a growing need for inexpensive casts, recently performed a one-man ''Uncle Vanya'') dramatize the act of thinking, but that interiority is lacking here.</w:t>
         <w:br/>
-        <w:t>''Not quite as vicious as Los Angeles,'' he said, in reference to the 1984 Olympics, in which he ran seven races in nine days.</w:t>
+        <w:t xml:space="preserve">  Instead of taking Hamlet's famous acting advice to not ''saw the air'' too much, Izzard favors gesticulating and thrusting her hips to indicate something sexual has been said. She adopts a working-class voice for the gravedigger scene, but otherwise doesn't try dramatic shifts in accents, voice or physicality.</w:t>
         <w:br/>
-        <w:t>Coe said the Los Angeles Games represented the jewel of his career. There, he became the only runner ever to win consecutive Olympic 1,500 titles. He also captured the silver medal in the 800. After the 1,500 final, in which he outkicked Steve Cram, a fellow Briton, Coe pointed a finger of vindication at the British news media, which had questioned his staying power.</w:t>
+        <w:t xml:space="preserve">  Izzard has famously picked up marathon running over the years, and even completed 32 in a month. It's a remarkable feat, but this one might be tougher -- and it shows. (On the night I attended, she flubbed several lines and appeared to be breathing hard during this endurance test of a play.) One comes away with the sense that Eddie Izzard didn't perform ''Hamlet'' so much as become defeated by it.</w:t>
         <w:br/>
-        <w:t>Coe set his first world record in 1979 and holds longevity in the highest regard. ''An athletic career should be judged on consistency over time,'' he said, adding that the athletes he most admired were people like Ron Clarke of Australia, Mike Boit of Kenya and John Walker of New Zealand, all of whom had long, successful careers.</w:t>
+        <w:t xml:space="preserve">  Izzard Hamlet New YorkThrough March 16 at Greenwich House Theater, Manhattan; eddieizzardhamlet.com. Running time: 2 hours 25 minutes.Izzard Hamlet New York Through March 16 at Greenwich House Theater in Manhattan; eddieizzardhamlet.com. Running time: 2 hours 25 minutes.</w:t>
         <w:br/>
-        <w:t>Walker, 38, the 1976 Olympic 1,500 champion and the first man to run better than 3:50 for the mile (3:49.4 in 1975), will also retire after the Commonwealth Games, a 10-sport competition among 52 nations. In his home country, Walker will be the sentimental favorite in the 1,500, but while he can still run a 3:36 in 1,500 (the equivalent of a 3:53 mile), that level of talent will not likely be sufficient for medal contention.</w:t>
         <w:br/>
-        <w:t>''I'll be facing the might of Kenya,'' said Coe with awe. Along with the British, Kenyans have dominated international middle-distance running for two decades. Oddly, two 1988 Olympic champions, Peter Rono (1,500) and Paul Ereng (800), were not named to the Kenyan team.</w:t>
-        <w:br/>
-        <w:t>Those who were selected include Robert Kibet in the 800 and Wilfred Kirochi in the 1,500, both of whom emerged only last year as world-class performers. Kirochi, who just turned 20, ran a remarkable 3:32.57 for 1,500 meters and was ranked third in the world for 1989. He also turned in a 3:50.49 mile, and is perhaps the leading candidate to succeed Coe as the world's pre-eminent middle-distance runner. In Auckland, Coe's British teammate, Peter Elliot, will also be a formidable challenger in the 1,500.</w:t>
-        <w:br/>
-        <w:t xml:space="preserve"> </w:t>
-        <w:br/>
-        <w:t>A Running Prodigy</w:t>
-        <w:br/>
-        <w:t>Coe first gained fame in 1973 as an English schoolboy champion and captured his first British title in 1976. In 1979, he entered the firmament of track history by setting three world records in six weeks. In succession, they were a 1:42.33 for 800 meters, 3:48.95 for the mile and 3:32.03 for 1,500 meters.</w:t>
-        <w:br/>
-        <w:t>Both the mile and 1,500 marks have been broken a number of times since. Coe himself set the mile record twice more, lowering it to 3:47.33 in 1983; it is now 3:46.32, run by Cram in 1985.</w:t>
-        <w:br/>
-        <w:t>Coe also improved upon his 800 record, running 1:41.73 in 1981. Incredibly, the record still stands and it is the one Coe said he was most proud of.</w:t>
-        <w:br/>
-        <w:t>''I'm surprised it has endured so long,'' Coe said. ''Many have tried it. In fairness, many thought it was easier than it is.''</w:t>
-        <w:br/>
-        <w:t>Perhaps it was Coe's litheness that made his accomplishments seem accessible. At 5 foot 10 inches and 120 pounds, he is built more like a marathoner than a miler. ''I like to think that I showed you don't have to be 6 foot 1 inches and 160 pounds to be successful in the middle distances, and that quality training is the key,'' he said.</w:t>
-        <w:br/>
-        <w:t>Coe rarely trained more than 50 miles per week. He dined on speed and was known to rip off 400-meter repetitions in close to 50 seconds. He also did gym workouts, mixing calesthentics and weight training. In the winter, he would eschew indoor track in favor of building an endurance base.</w:t>
-        <w:br/>
-        <w:t>He believes this developmental approach, plus a post-collegiate support system through running clubs, has been important to British success.</w:t>
-        <w:br/>
-        <w:t xml:space="preserve"> </w:t>
-        <w:br/>
-        <w:t>Rivalry With Ovett</w:t>
-        <w:br/>
-        <w:t>When Coe blossomed in the late 1970's, he was ushered into an inevitable rivalry with his countryman Steve Ovett, and the two men remain linked to this day. Their different backgrounds and personalities - Coe well-educated and charming, Ovett working-class and reserved - suggested an enmity between them which Coe said was not there.</w:t>
-        <w:br/>
-        <w:t>At the 1980 Moscow Olympics, they were cast by the press as bitter adversaries. Ovett defeated Coe in the 800. Coe defeated Ovett in the 1,500. After the 1,500, Coe fell to the track in what appeared to be prayerful thanks. ''I was looking for my contact lens, which had dropped out,'' he said.</w:t>
-        <w:br/>
-        <w:t>''We're friends now,'' Coe said. He considers Ovett an important influence on him. ''Steve Ovett set the trend for me, and he was the classiest middle-distance runner I've ever faced.''</w:t>
-        <w:br/>
-        <w:t>Coe added the two Olympic medals in 1984, and won a European title, at 800 meters, in 1986. But he has never won a Commonwealth championship and prepared diligently for this one last attempt. He arrived in Auckland with mixed feelings of anticipation and nostalgia.</w:t>
-        <w:br/>
-        <w:t>''The games will be tinged with sadness,'' he said. ''This is something I've done man and boy for 20 years. While I'll no longer be a competitor, I'll always be a runner. Running was the life style. Competition grew out of it.''</w:t>
+        <w:t>https://www.nytimes.com/2024/02/13/theater/izzard-hamlet-new-york-review.html</w:t>
         <w:br/>
         <w:br/>
         <w:t>Graphic</w:t>
@@ -113,7 +78,7 @@
         <w:br/>
         <w:t xml:space="preserve"> </w:t>
         <w:br/>
-        <w:t>Photo: Sebastian Coe winning the 1,500 meters at the 1980 Olympics. Steve Ovett, his rival, was at left and placed third. (United Press International)</w:t>
+        <w:t>PHOTO: Eddie Izzard plays all of the roles in a frenetic take on ''Hamlet.'' (PHOTOGRAPH BY SARA KRULWICH/THE NEW YORK TIMES) This article appeared in print on page C4.</w:t>
       </w:r>
     </w:p>
     <w:sectPr>

--- a/example_articles/occupations/Other/2.occupations_Other_New_York_Times.docx
+++ b/example_articles/occupations/Other/2.occupations_Other_New_York_Times.docx
@@ -7,7 +7,9 @@
         <w:pStyle w:val="Heading1"/>
       </w:pPr>
       <w:r>
-        <w:t>This 'Hamlet' Is Short On Slings and Arrows</w:t>
+        <w:t>BOOKS OF THE TIMES;</w:t>
+        <w:br/>
+        <w:t>Enough Fearful Twists for Everyone</w:t>
       </w:r>
     </w:p>
     <w:p>
@@ -17,22 +19,22 @@
     </w:p>
     <w:p>
       <w:r>
-        <w:t>Date: 2024-02-15</w:t>
+        <w:t>Date: 1996-02-01</w:t>
       </w:r>
     </w:p>
     <w:p>
       <w:r>
-        <w:t>Section: Section C; Column 0; The Arts/Cultural Desk; Pg. 4</w:t>
+        <w:t>Section: Section C; ; Section C;  Page 17;  Column 1;  Cultural Desk ; Column 1; ; Review</w:t>
       </w:r>
     </w:p>
     <w:p>
       <w:r>
-        <w:t>Source file: NYT/3.DOCX</w:t>
+        <w:t>Source file: NYT/44.DOCX</w:t>
       </w:r>
     </w:p>
     <w:p>
       <w:r>
-        <w:t>Raw occupations result, 'occupations': ['Other: gravedigger (working-class voice)']</w:t>
+        <w:t>Raw occupations result, 'occupations': ['Other: memoir author (working-class)']</w:t>
       </w:r>
     </w:p>
     <w:p>
@@ -49,36 +51,35 @@
     </w:p>
     <w:p>
       <w:r>
-        <w:t>Eddie Izzard is a wildly witty ad-libber, but a play straitjackets this gift -- especially in this new staging that is short of ideas.</w:t>
+        <w:t>THE HELLFIRE CLUB</w:t>
         <w:br/>
-        <w:t xml:space="preserve">To laugh, or not to laugh? That is the question. </w:t>
+        <w:t>By Peter Straub</w:t>
         <w:br/>
-        <w:t xml:space="preserve">  Or at least one you may consider early in Eddie Izzard's ''Hamlet,'' in which the comic portrays all the roles herself.</w:t>
+        <w:t>463 pages. Random House. $25.95.</w:t>
         <w:br/>
-        <w:t xml:space="preserve">  Something is certainly a little silly about dramatizing Hamlet fighting with his mother by having a left hand wrestle with the arm of the right, evoking Peter Sellers's scientist who struggles to restrain himself from raising his arm in Nazi salute in ''Dr. Strangelove.'' And solo sword fights have possibilities that a brilliant comedian like Izzard might exploit.</w:t>
+        <w:t>In Peter Straub's latest horror novel, "The Hellfire Club," Nora Chancel, the story's heroine, suffers in a hellfire of masculine patronization. Like her namesake in Ibsen's play "A Doll's House," Nora is treated by the men around her as an object of little consequence.</w:t>
         <w:br/>
-        <w:t xml:space="preserve">  Yet, as Izzard darts around the stage, from role to role, hopscotching in and out of the audience declaiming speeches, what becomes clear is this frenetic staging is earnest, surprisingly traditional and deadly serious. A wildly witty ad-libber, Izzard can make two-hour monologues feel like a stream-of-conscious eruption. A play straitjackets this gift. Except for a few flourishes, this staging, directed by Selina Cadell, is short of ideas. (Imagine sock puppets without the socks and you get an idea of her Rosencrantz and Guildenstern.)</w:t>
+        <w:t>Her husband, Davey, cheats on her with other women and even neglects her for his obsession with Hugo Driver's "Night Journey," a "wildly successful" fantasy novel that supports his family's publishing business, Chancel House. Her father-in-law, Alden Chancel, treats her with disdain and clearly would prefer that she were not married to Davey. Even Dick Dart, the dissolpte son of Chancel House's lawyer, makes Nora feel bad by eyeing her seductively when they meet in a restaurant and by Hannibal Lecterishly telling her that he adores her "scent," even though she isn't wearing any perfume.</w:t>
         <w:br/>
-        <w:t xml:space="preserve">  Inside a modern, minimalist set (designed by Tom Piper) with no props, Izzard, who mounted a solo theatrical adaptation of ''Great Expectations'' last year, sometimes represents changing characters by spinning, other times by just moving a few feet. If there is method here, I did not detect it. If you don't know ''Hamlet,'' there is no chance you are going to follow the play within a play. If you do, you might wonder why Izzard doesn't spend more time playing the characters watching, not talking.</w:t>
+        <w:t>By night, while Davey studies a botched film version of "Night Journey," Nora has terrible nightmares caused in part by her having been raped "by two dumbbell grunts" while serving duty as a nurse in Vietnam. By day, while Davey is in New York City working at Chancel House, Nora has to worry about the serial murderer of lonely women who is terrorizing the Connecticut bedroom town where she and Davey live.</w:t>
         <w:br/>
-        <w:t xml:space="preserve">  Among the occasionally overlooked qualities of the Danish prince is that he can be very funny, especially when mean. But you wouldn't know it in this production, adapted by Izzard's brother, Mark. Izzard is an even-keeled Hamlet. She doesn't elongate vowels or spit out consonants, rarely yells or expresses contempt. She appears to be pacing herself throughout. Despite wearing dark vinyl pants, this is a very tweedy performance. The best Hamlets (like that of Andrew Scott, who, in a sign of a trend or maybe a growing need for inexpensive casts, recently performed a one-man ''Uncle Vanya'') dramatize the act of thinking, but that interiority is lacking here.</w:t>
+        <w:t>To top everything off, Nora is summoned to the local police station as the suspect in a kidnapping. There she's grabbed and taken hostage at gunpoint by the escaping serial killer, who turns out to be the Lecterish Dick Dart, arrested after being knocked unconscious by Ophelia (Popsie) Jennings, the owner of a clothing store called The Unfettered Woman. Off on the road go Dick and Nora; and the story has still barely begun.</w:t>
         <w:br/>
-        <w:t xml:space="preserve">  Instead of taking Hamlet's famous acting advice to not ''saw the air'' too much, Izzard favors gesticulating and thrusting her hips to indicate something sexual has been said. She adopts a working-class voice for the gravedigger scene, but otherwise doesn't try dramatic shifts in accents, voice or physicality.</w:t>
+        <w:t>Now this may seem a lot for the reader to swallow, but Mr. Straub is the veteran of a dozen or so horror thrillers, among them "Ghost Story," "Floating Dragon" and the three books in the "Blue Rose" trilogy: "Koko," "Mystery" and "The Throat." He has a number of surprising twists working for him in his wildly inventive plot. For one thing, Dick Dart turns out to be a highly entertaining villain as fiendish monsters go.</w:t>
         <w:br/>
-        <w:t xml:space="preserve">  Izzard has famously picked up marathon running over the years, and even completed 32 in a month. It's a remarkable feat, but this one might be tougher -- and it shows. (On the night I attended, she flubbed several lines and appeared to be breathing hard during this endurance test of a play.) One comes away with the sense that Eddie Izzard didn't perform ''Hamlet'' so much as become defeated by it.</w:t>
+        <w:t>He's an authority on women's clothes and cosmetics, and he proceeds to make Nora over before doing the beastly things he has planned for her. He also has a photographic mind, and manages to trick people into believing he's a poet by quoting every third word of "The Waste Land" and "The Love Song of J. Alfred Prufrock" and every second word of Thomas Nashe's "In Time of Pestilence" ("Farewell, bliss -- world is, are,/lustful death them but none").</w:t>
         <w:br/>
-        <w:t xml:space="preserve">  Izzard Hamlet New YorkThrough March 16 at Greenwich House Theater, Manhattan; eddieizzardhamlet.com. Running time: 2 hours 25 minutes.Izzard Hamlet New York Through March 16 at Greenwich House Theater in Manhattan; eddieizzardhamlet.com. Running time: 2 hours 25 minutes.</w:t>
+        <w:t>For another thing, Mr. Straub makes extremely clever use of the novel within the novel, "Night Journey," which turns out to be about the fantastic quest of "a lost boy named Pippin Little," and which has attracted a fanatic following that includes convicted killers who "justify their crimes with complex, laborious references to the novel."</w:t>
         <w:br/>
+        <w:t>From hints of plot and character correspondences between the main story and the novel within, we become aware that "Night Journey" is no casual prop. At first Pippin the Boy appears to be Nora's husband, Davey Chancel, who has been told by his parents that he was adopted when their real son, also named Davey, died as a baby. But soon it becomes clear that poor Nora herself is really Pippin, and that to find herself she must go to a mysterious place called Mountain Glade.</w:t>
         <w:br/>
-        <w:t>https://www.nytimes.com/2024/02/13/theater/izzard-hamlet-new-york-review.html</w:t>
+        <w:t>Mercifully, Mr. Straub never goes further than hinting at these underlying correspondences. Except in the chapter titles, which are taken from "Night Journey," the focus remains on the framing story throughoup. Yet awareness of the novel's fantastic foundation makes one willing to accept as plausible what normally might seem unreal. As a result, the story lifts off the page with Nora's abduction by Dick Dart and soars irresistibly for the next few hundred pages.</w:t>
         <w:br/>
+        <w:t>What brings it eventually back to earth is that Mr. Straub asks the reader to swallow greater and greater doses of implausibility. For reasons that are never entirely clear, everything comes to depend on whatever happened one night in 1938 at a Berkshire writers colony called Shorelands. The colony was presided over by Georgina Weatherall and attended at the time by the writers Austryn Fain, Merrick Favor, Creeley Monk, Bill Tidy, Hugo Driver and Katherine Mannheim and the publisher Lincoln Chancel. If these jokily suggestive names are part of the story's hidden code, the solution escaped this reader, as did any hidden references in the titles of their books, among them Bi'l Tidy's working-class memoir, "Our Skillets."</w:t>
         <w:br/>
-        <w:t>Graphic</w:t>
+        <w:t>Later in the story, Mr. Straub plants more clues than he can harvest and explains events faster than he can make them happen. As "The Hellfire Club" careers to its implausible conclusion, his plot becomes so rickety that the rubber bands snap and the chewing gum comes unstuck. You race to the end hoping to get there before the contraption falls apart completely. This, too, creates a form of suspense, and if it can be considered artistically legitimate, then "The Hellfire Club," in all its roller-coaster unevenness, can be said to have a little of everything.</w:t>
         <w:br/>
-        <w:br/>
-        <w:t xml:space="preserve"> </w:t>
-        <w:br/>
-        <w:t>PHOTO: Eddie Izzard plays all of the roles in a frenetic take on ''Hamlet.'' (PHOTOGRAPH BY SARA KRULWICH/THE NEW YORK TIMES) This article appeared in print on page C4.</w:t>
+        <w:t>What remains impressive even after the last nut and bolt bounce to rest is the way Mr. Straub has worked the fantastic elements of his story into a largely realistic plot, thereby allowing him to avoid a literal descent into the hellfire of his title. This technique is promising, and one hopes he will exploit it even more successfully in future works.</w:t>
       </w:r>
     </w:p>
     <w:sectPr>
